--- a/ELEMENTOS PENDIENTES QUE AÑADIR A SOFTWARE.docx
+++ b/ELEMENTOS PENDIENTES QUE AÑADIR A SOFTWARE.docx
@@ -3,66 +3,63 @@
 <w:document xmlns:wpc="http://schemas.microsoft.com/office/word/2010/wordprocessingCanvas" xmlns:cx="http://schemas.microsoft.com/office/drawing/2014/chartex" xmlns:cx1="http://schemas.microsoft.com/office/drawing/2015/9/8/chartex" xmlns:cx2="http://schemas.microsoft.com/office/drawing/2015/10/21/chartex" xmlns:cx3="http://schemas.microsoft.com/office/drawing/2016/5/9/chartex" xmlns:cx4="http://schemas.microsoft.com/office/drawing/2016/5/10/chartex" xmlns:cx5="http://schemas.microsoft.com/office/drawing/2016/5/11/chartex" xmlns:cx6="http://schemas.microsoft.com/office/drawing/2016/5/12/chartex" xmlns:cx7="http://schemas.microsoft.com/office/drawing/2016/5/13/chartex" xmlns:cx8="http://schemas.microsoft.com/office/drawing/2016/5/14/chartex" xmlns:mc="http://schemas.openxmlformats.org/markup-compatibility/2006" xmlns:aink="http://schemas.microsoft.com/office/drawing/2016/ink" xmlns:am3d="http://schemas.microsoft.com/office/drawing/2017/model3d" xmlns:o="urn:schemas-microsoft-com:office:office" xmlns:oel="http://schemas.microsoft.com/office/2019/extlst" xmlns:r="http://schemas.openxmlformats.org/officeDocument/2006/relationships" xmlns:m="http://schemas.openxmlformats.org/officeDocument/2006/math" xmlns:v="urn:schemas-microsoft-com:vml" xmlns:wp14="http://schemas.microsoft.com/office/word/2010/wordprocessingDrawing" xmlns:wp="http://schemas.openxmlformats.org/drawingml/2006/wordprocessingDrawing" xmlns:w10="urn:schemas-microsoft-com:office:word" xmlns:w="http://schemas.openxmlformats.org/wordprocessingml/2006/main" xmlns:w14="http://schemas.microsoft.com/office/word/2010/wordml" xmlns:w15="http://schemas.microsoft.com/office/word/2012/wordml" xmlns:w16cex="http://schemas.microsoft.com/office/word/2018/wordml/cex" xmlns:w16cid="http://schemas.microsoft.com/office/word/2016/wordml/cid" xmlns:w16="http://schemas.microsoft.com/office/word/2018/wordml" xmlns:w16du="http://schemas.microsoft.com/office/word/2023/wordml/word16du" xmlns:w16sdtdh="http://schemas.microsoft.com/office/word/2020/wordml/sdtdatahash" xmlns:w16sdtfl="http://schemas.microsoft.com/office/word/2024/wordml/sdtformatlock" xmlns:w16se="http://schemas.microsoft.com/office/word/2015/wordml/symex" xmlns:wpg="http://schemas.microsoft.com/office/word/2010/wordprocessingGroup" xmlns:wpi="http://schemas.microsoft.com/office/word/2010/wordprocessingInk" xmlns:wne="http://schemas.microsoft.com/office/word/2006/wordml" xmlns:wps="http://schemas.microsoft.com/office/word/2010/wordprocessingShape" mc:Ignorable="w14 w15 w16se w16cid w16 w16cex w16sdtdh w16sdtfl w16du wp14">
   <w:body>
     <w:p>
+      <w:pPr>
+        <w:rPr>
+          <w:highlight w:val="yellow"/>
+        </w:rPr>
+      </w:pPr>
+    </w:p>
+    <w:p>
       <w:r>
-        <w:t>-&gt;APARTADO MOTORES SÍNCRONOS:</w:t>
+        <w:rPr>
+          <w:highlight w:val="yellow"/>
+        </w:rPr>
+        <w:t xml:space="preserve">-&gt;APARTADO MOTORES </w:t>
+      </w:r>
+      <w:r>
+        <w:rPr>
+          <w:highlight w:val="yellow"/>
+        </w:rPr>
+        <w:t>CC</w:t>
+      </w:r>
+      <w:r>
+        <w:rPr>
+          <w:highlight w:val="yellow"/>
+        </w:rPr>
+        <w:t>:</w:t>
+      </w:r>
+      <w:r>
+        <w:t>REVISADO Y COMPLETO OK!!</w:t>
+      </w:r>
+    </w:p>
+    <w:p/>
+    <w:p>
+      <w:r>
+        <w:t>-&gt;</w:t>
+      </w:r>
+      <w:r>
+        <w:rPr>
+          <w:highlight w:val="yellow"/>
+        </w:rPr>
+        <w:t>APARTADO MOTORES ASÍNCRONOS:</w:t>
+      </w:r>
+      <w:r>
+        <w:t xml:space="preserve"> REVISADO Y COMPLETO OK!!</w:t>
+      </w:r>
+    </w:p>
+    <w:p/>
+    <w:p>
+      <w:r>
+        <w:t>-&gt;MOTORES SÍNCRONOS</w:t>
       </w:r>
     </w:p>
     <w:p>
       <w:r>
-        <w:t>-arranque estrella-triangulo</w:t>
+        <w:t>REVISAR CONTENIDOS CORRECTOS</w:t>
       </w:r>
     </w:p>
-    <w:p>
-      <w:r>
-        <w:t>-balance de potencias</w:t>
-      </w:r>
-    </w:p>
-    <w:p>
-      <w:r>
-        <w:t>-circuito equivalente eléctrico completo y aproximado</w:t>
-      </w:r>
-    </w:p>
-    <w:p>
-      <w:r>
-        <w:t>-explicacion principio INDUCCION (ley de Faraday)</w:t>
-      </w:r>
-    </w:p>
-    <w:p>
-      <w:r>
-        <w:t>-curva par-velocidad</w:t>
-      </w:r>
-    </w:p>
-    <w:p>
-      <w:r>
-        <w:t>-deslizamiento y sincronismo</w:t>
-      </w:r>
-    </w:p>
-    <w:p>
-      <w:r>
-        <w:t>-placa de características del motor</w:t>
-      </w:r>
-    </w:p>
-    <w:p>
-      <w:r>
-        <w:t>-factores K que afectan a la FEM inducida del motor</w:t>
-      </w:r>
-    </w:p>
-    <w:p>
-      <w:r>
-        <w:t>-definicion de Par de rotación de la máquina</w:t>
-      </w:r>
-    </w:p>
-    <w:p>
-      <w:r>
-        <w:t>-teorema de ferraris</w:t>
-      </w:r>
-      <w:r>
-        <w:t xml:space="preserve"> (campo magnético giratorio</w:t>
-      </w:r>
-      <w:r>
-        <w:t>)</w:t>
-      </w:r>
-    </w:p>
+    <w:p/>
+    <w:p/>
     <w:sectPr>
       <w:pgSz w:w="11906" w:h="16838"/>
       <w:pgMar w:top="1417" w:right="1701" w:bottom="1417" w:left="1701" w:header="708" w:footer="708" w:gutter="0"/>
@@ -1286,4 +1283,16 @@
     </a:ext>
   </a:extLst>
 </a:theme>
+</file>
+
+<file path=customXml/item1.xml><?xml version="1.0" encoding="utf-8"?>
+<b:Sources xmlns:b="http://schemas.openxmlformats.org/officeDocument/2006/bibliography" xmlns="http://schemas.openxmlformats.org/officeDocument/2006/bibliography" SelectedStyle="\APASixthEditionOfficeOnline.xsl" StyleName="APA" Version="6"/>
+</file>
+
+<file path=customXml/itemProps1.xml><?xml version="1.0" encoding="utf-8"?>
+<ds:datastoreItem xmlns:ds="http://schemas.openxmlformats.org/officeDocument/2006/customXml" ds:itemID="{34122D2B-4679-4F7F-86D5-C3C649E16D2E}">
+  <ds:schemaRefs>
+    <ds:schemaRef ds:uri="http://schemas.openxmlformats.org/officeDocument/2006/bibliography"/>
+  </ds:schemaRefs>
+</ds:datastoreItem>
 </file>